--- a/nep/docx/028.content.docx
+++ b/nep/docx/028.content.docx
@@ -218,18 +218,12 @@
         </w:rPr>
         <w:t xml:space="preserve">, जसलाई </w:t>
       </w:r>
-      <w:hyperlink r:id="rId13">
-        <w:r>
-          <w:rPr>
-            <w:lang w:val="ne_NP" w:bidi="ne_NP"/>
-          </w:rPr>
-          <w:rPr>
-            <w:color w:val="0000EE"/>
-            <w:u w:val="single"/>
-          </w:rPr>
-          <w:t>बाहिरी लुगा</w:t>
-        </w:r>
-      </w:hyperlink>
+      <w:r>
+        <w:rPr>
+          <w:lang w:val="ne_NP" w:bidi="ne_NP"/>
+        </w:rPr>
+        <w:t>बाहिरी लुगा</w:t>
+      </w:r>
       <w:r>
         <w:rPr>
           <w:lang w:val="ne_NP" w:bidi="ne_NP"/>
@@ -284,18 +278,12 @@
         </w:rPr>
         <w:t xml:space="preserve"> </w:t>
       </w:r>
-      <w:hyperlink r:id="rId14">
-        <w:r>
-          <w:rPr>
-            <w:lang w:val="ne_NP" w:bidi="ne_NP"/>
-          </w:rPr>
-          <w:rPr>
-            <w:color w:val="0000EE"/>
-            <w:u w:val="single"/>
-          </w:rPr>
-          <w:t>स्टकोट</w:t>
-        </w:r>
-      </w:hyperlink>
+      <w:r>
+        <w:rPr>
+          <w:lang w:val="ne_NP" w:bidi="ne_NP"/>
+        </w:rPr>
+        <w:t>स्टकोट</w:t>
+      </w:r>
       <w:r>
         <w:rPr>
           <w:lang w:val="ne_NP" w:bidi="ne_NP"/>
@@ -363,18 +351,12 @@
         </w:rPr>
         <w:t xml:space="preserve">लेवीहरू </w:t>
       </w:r>
-      <w:hyperlink r:id="rId15">
-        <w:r>
-          <w:rPr>
-            <w:lang w:val="ne_NP" w:bidi="ne_NP"/>
-          </w:rPr>
-          <w:rPr>
-            <w:color w:val="0000EE"/>
-            <w:u w:val="single"/>
-          </w:rPr>
-          <w:t>इस्राएलको</w:t>
-        </w:r>
-      </w:hyperlink>
+      <w:r>
+        <w:rPr>
+          <w:lang w:val="ne_NP" w:bidi="ne_NP"/>
+        </w:rPr>
+        <w:t>इस्राएलको</w:t>
+      </w:r>
       <w:r>
         <w:rPr>
           <w:lang w:val="ne_NP" w:bidi="ne_NP"/>
@@ -391,7 +373,6 @@
       </w:r>
       <w:r>
         <w:rPr>
-          <w:b/>
           <w:lang w:val="ne_NP" w:bidi="ne_NP"/>
         </w:rPr>
         <w:t>इस्राएलीहरूको</w:t>
@@ -402,18 +383,12 @@
         </w:rPr>
         <w:t xml:space="preserve"> पहिलो पुर्खा </w:t>
       </w:r>
-      <w:hyperlink r:id="rId16">
-        <w:r>
-          <w:rPr>
-            <w:lang w:val="ne_NP" w:bidi="ne_NP"/>
-          </w:rPr>
-          <w:rPr>
-            <w:color w:val="0000EE"/>
-            <w:u w:val="single"/>
-          </w:rPr>
-          <w:t>अब्राहाम</w:t>
-        </w:r>
-      </w:hyperlink>
+      <w:r>
+        <w:rPr>
+          <w:lang w:val="ne_NP" w:bidi="ne_NP"/>
+        </w:rPr>
+        <w:t>अब्राहाम</w:t>
+      </w:r>
       <w:r>
         <w:rPr>
           <w:lang w:val="ne_NP" w:bidi="ne_NP"/>
@@ -434,18 +409,12 @@
         </w:rPr>
         <w:t xml:space="preserve">मोशा मार्फत परमेश्वरले मानिसहरूलाई आफ्नो </w:t>
       </w:r>
-      <w:hyperlink r:id="rId17">
-        <w:r>
-          <w:rPr>
-            <w:lang w:val="ne_NP" w:bidi="ne_NP"/>
-          </w:rPr>
-          <w:rPr>
-            <w:color w:val="0000EE"/>
-            <w:u w:val="single"/>
-          </w:rPr>
-          <w:t>व्यवस्था</w:t>
-        </w:r>
-      </w:hyperlink>
+      <w:r>
+        <w:rPr>
+          <w:lang w:val="ne_NP" w:bidi="ne_NP"/>
+        </w:rPr>
+        <w:t>व्यवस्था</w:t>
+      </w:r>
       <w:r>
         <w:rPr>
           <w:lang w:val="ne_NP" w:bidi="ne_NP"/>
@@ -454,7 +423,6 @@
       </w:r>
       <w:r>
         <w:rPr>
-          <w:b/>
           <w:lang w:val="ne_NP" w:bidi="ne_NP"/>
         </w:rPr>
         <w:t>पूजाहारीहरू</w:t>
@@ -465,36 +433,24 @@
         </w:rPr>
         <w:t xml:space="preserve"> भए। पूजाहारीहरू </w:t>
       </w:r>
-      <w:hyperlink r:id="rId18">
-        <w:r>
-          <w:rPr>
-            <w:lang w:val="ne_NP" w:bidi="ne_NP"/>
-          </w:rPr>
-          <w:rPr>
-            <w:color w:val="0000EE"/>
-            <w:u w:val="single"/>
-          </w:rPr>
-          <w:t>यरूशलेमको</w:t>
-        </w:r>
-      </w:hyperlink>
+      <w:r>
+        <w:rPr>
+          <w:lang w:val="ne_NP" w:bidi="ne_NP"/>
+        </w:rPr>
+        <w:t>यरूशलेमको</w:t>
+      </w:r>
       <w:r>
         <w:rPr>
           <w:lang w:val="ne_NP" w:bidi="ne_NP"/>
         </w:rPr>
         <w:t xml:space="preserve"> परमेश्वरको </w:t>
       </w:r>
-      <w:hyperlink r:id="rId19">
-        <w:r>
-          <w:rPr>
-            <w:lang w:val="ne_NP" w:bidi="ne_NP"/>
-          </w:rPr>
-          <w:rPr>
-            <w:color w:val="0000EE"/>
-            <w:u w:val="single"/>
-          </w:rPr>
-          <w:t>मन्दिरमा</w:t>
-        </w:r>
-      </w:hyperlink>
+      <w:r>
+        <w:rPr>
+          <w:lang w:val="ne_NP" w:bidi="ne_NP"/>
+        </w:rPr>
+        <w:t>मन्दिरमा</w:t>
+      </w:r>
       <w:r>
         <w:rPr>
           <w:lang w:val="ne_NP" w:bidi="ne_NP"/>
@@ -503,7 +459,6 @@
       </w:r>
       <w:r>
         <w:rPr>
-          <w:b/>
           <w:lang w:val="ne_NP" w:bidi="ne_NP"/>
         </w:rPr>
         <w:t>आराधना</w:t>
@@ -516,7 +471,6 @@
       </w:r>
       <w:r>
         <w:rPr>
-          <w:b/>
           <w:lang w:val="ne_NP" w:bidi="ne_NP"/>
         </w:rPr>
         <w:t>बलिदानहरू</w:t>
